--- a/REVIEW/01_Mid-Western_Contributions_Plan_close-19Oct/1_Fee_Proposal/JCE_FP_TN-1640786_Final_RevH.docx
+++ b/REVIEW/01_Mid-Western_Contributions_Plan_close-19Oct/1_Fee_Proposal/JCE_FP_TN-1640786_Final_RevH.docx
@@ -4893,7 +4893,7 @@
                 <w:i w:val="0"/>
                 <w:sz w:val="18"/>
               </w:rPr>
-              <w:t>Certificate attached (icare).</w:t>
+              <w:t>Held. Letter of appointment attached. [TBC - Jayden: attach the certificate of currency.]</w:t>
             </w:r>
           </w:p>
         </w:tc>
